--- a/data/employees/EMP097/AST-EMP097-03.docx
+++ b/data/employees/EMP097/AST-EMP097-03.docx
@@ -7,10 +7,7 @@
         <w:pStyle w:val="Heading1"/>
       </w:pPr>
       <w:r>
-        <w:rPr>
-          <w:sz w:val="36"/>
-        </w:rPr>
-        <w:t>Design specification - EMP097</w:t>
+        <w:t>Ast Emp097 03 - EMP097</w:t>
       </w:r>
     </w:p>
     <w:p>
@@ -18,130 +15,32 @@
         <w:pStyle w:val="Heading2"/>
       </w:pPr>
       <w:r>
-        <w:t>Document Metadata</w:t>
-      </w:r>
-    </w:p>
-    <w:tbl>
-      <w:tblPr>
-        <w:tblStyle w:val="TableGrid"/>
-        <w:tblW w:type="auto" w:w="0"/>
-        <w:tblLook w:firstColumn="1" w:firstRow="1" w:lastColumn="0" w:lastRow="0" w:noHBand="0" w:noVBand="1" w:val="04A0"/>
-      </w:tblPr>
-      <w:tblGrid>
-        <w:gridCol w:w="4320"/>
-        <w:gridCol w:w="4320"/>
-      </w:tblGrid>
-      <w:tr>
-        <w:tc>
-          <w:tcPr>
-            <w:tcW w:type="dxa" w:w="4320"/>
-          </w:tcPr>
-          <w:p>
-            <w:r>
-              <w:t>Author</w:t>
-            </w:r>
-          </w:p>
-        </w:tc>
-        <w:tc>
-          <w:tcPr>
-            <w:tcW w:type="dxa" w:w="4320"/>
-          </w:tcPr>
-          <w:p>
-            <w:r>
-              <w:t>Riley Patel</w:t>
-            </w:r>
-          </w:p>
-        </w:tc>
-      </w:tr>
-      <w:tr>
-        <w:tc>
-          <w:tcPr>
-            <w:tcW w:type="dxa" w:w="4320"/>
-          </w:tcPr>
-          <w:p>
-            <w:r>
-              <w:t>Role / Department</w:t>
-            </w:r>
-          </w:p>
-        </w:tc>
-        <w:tc>
-          <w:tcPr>
-            <w:tcW w:type="dxa" w:w="4320"/>
-          </w:tcPr>
-          <w:p>
-            <w:r>
-              <w:t>Architect | Manufacturing</w:t>
-            </w:r>
-          </w:p>
-        </w:tc>
-      </w:tr>
-      <w:tr>
-        <w:tc>
-          <w:tcPr>
-            <w:tcW w:type="dxa" w:w="4320"/>
-          </w:tcPr>
-          <w:p>
-            <w:r>
-              <w:t>Location</w:t>
-            </w:r>
-          </w:p>
-        </w:tc>
-        <w:tc>
-          <w:tcPr>
-            <w:tcW w:type="dxa" w:w="4320"/>
-          </w:tcPr>
-          <w:p>
-            <w:r>
-              <w:t>Bengaluru</w:t>
-            </w:r>
-          </w:p>
-        </w:tc>
-      </w:tr>
-      <w:tr>
-        <w:tc>
-          <w:tcPr>
-            <w:tcW w:type="dxa" w:w="4320"/>
-          </w:tcPr>
-          <w:p>
-            <w:r>
-              <w:t>Last Modified</w:t>
-            </w:r>
-          </w:p>
-        </w:tc>
-        <w:tc>
-          <w:tcPr>
-            <w:tcW w:type="dxa" w:w="4320"/>
-          </w:tcPr>
-          <w:p>
-            <w:r>
-              <w:t>2025-04-11</w:t>
-            </w:r>
-          </w:p>
-        </w:tc>
-      </w:tr>
-    </w:tbl>
-    <w:p/>
-    <w:p>
-      <w:pPr>
-        <w:pStyle w:val="Heading2"/>
-      </w:pPr>
-      <w:r>
-        <w:t>Specification</w:t>
+        <w:t>Page 1</w:t>
       </w:r>
     </w:p>
     <w:p>
       <w:r>
-        <w:t>Design Specification: Automated Assembly Line Module</w:t>
+        <w:t>Section 1: Department KPI performance. EMP097 contributes to ast emp097 03 through recurring collaboration, clear ownership boundaries, and measurable outcomes. The team captures decisions, open issues, and handoffs so that knowledge remains discoverable for future programs.</w:t>
       </w:r>
     </w:p>
     <w:p>
       <w:r>
-        <w:t>Version: 1.3</w:t>
+        <w:t>Section 2: Data quality remediation. EMP097 contributes to ast emp097 03 through recurring collaboration, clear ownership boundaries, and measurable outcomes. The team captures decisions, open issues, and handoffs so that knowledge remains discoverable for future programs.</w:t>
       </w:r>
     </w:p>
     <w:p>
       <w:r>
-        <w:t>This specification details the design requirements for the automated assembly module, including conveyor speed tolerance (+-0.5%), sensor calibration intervals, and failsafe shutdown sequences. The module interfaces with the MES via OPC-UA protocol.</w:t>
+        <w:t>Section 3: Operational risk review. EMP097 contributes to ast emp097 03 through recurring collaboration, clear ownership boundaries, and measurable outcomes. The team captures decisions, open issues, and handoffs so that knowledge remains discoverable for future programs.</w:t>
+      </w:r>
+    </w:p>
+    <w:p>
+      <w:r>
+        <w:t>Section 4: Department KPI performance. EMP097 contributes to ast emp097 03 through recurring collaboration, clear ownership boundaries, and measurable outcomes. The team captures decisions, open issues, and handoffs so that knowledge remains discoverable for future programs.</w:t>
+      </w:r>
+    </w:p>
+    <w:p>
+      <w:r>
+        <w:br w:type="page"/>
       </w:r>
     </w:p>
     <w:p>
@@ -149,12 +48,60 @@
         <w:pStyle w:val="Heading2"/>
       </w:pPr>
       <w:r>
-        <w:t>Author Competencies</w:t>
+        <w:t>Page 2</w:t>
       </w:r>
     </w:p>
     <w:p>
       <w:r>
-        <w:t>MLOps, Fabric, TypeScript, SQL</w:t>
+        <w:t>Section 1: Fabric semantic model planning. EMP097 contributes to ast emp097 03 through recurring collaboration, clear ownership boundaries, and measurable outcomes. The team captures decisions, open issues, and handoffs so that knowledge remains discoverable for future programs.</w:t>
+      </w:r>
+    </w:p>
+    <w:p>
+      <w:r>
+        <w:t>Section 2: Quarterly delivery milestones. EMP097 contributes to ast emp097 03 through recurring collaboration, clear ownership boundaries, and measurable outcomes. The team captures decisions, open issues, and handoffs so that knowledge remains discoverable for future programs.</w:t>
+      </w:r>
+    </w:p>
+    <w:p>
+      <w:r>
+        <w:t>Section 3: Customer escalation analysis. EMP097 contributes to ast emp097 03 through recurring collaboration, clear ownership boundaries, and measurable outcomes. The team captures decisions, open issues, and handoffs so that knowledge remains discoverable for future programs.</w:t>
+      </w:r>
+    </w:p>
+    <w:p>
+      <w:r>
+        <w:t>Section 4: Fabric semantic model planning. EMP097 contributes to ast emp097 03 through recurring collaboration, clear ownership boundaries, and measurable outcomes. The team captures decisions, open issues, and handoffs so that knowledge remains discoverable for future programs.</w:t>
+      </w:r>
+    </w:p>
+    <w:p>
+      <w:r>
+        <w:br w:type="page"/>
+      </w:r>
+    </w:p>
+    <w:p>
+      <w:pPr>
+        <w:pStyle w:val="Heading2"/>
+      </w:pPr>
+      <w:r>
+        <w:t>Page 3</w:t>
+      </w:r>
+    </w:p>
+    <w:p>
+      <w:r>
+        <w:t>Section 1: Operational risk review. EMP097 contributes to ast emp097 03 through recurring collaboration, clear ownership boundaries, and measurable outcomes. The team captures decisions, open issues, and handoffs so that knowledge remains discoverable for future programs.</w:t>
+      </w:r>
+    </w:p>
+    <w:p>
+      <w:r>
+        <w:t>Section 2: Operational risk review. EMP097 contributes to ast emp097 03 through recurring collaboration, clear ownership boundaries, and measurable outcomes. The team captures decisions, open issues, and handoffs so that knowledge remains discoverable for future programs.</w:t>
+      </w:r>
+    </w:p>
+    <w:p>
+      <w:r>
+        <w:t>Section 3: Operational risk review. EMP097 contributes to ast emp097 03 through recurring collaboration, clear ownership boundaries, and measurable outcomes. The team captures decisions, open issues, and handoffs so that knowledge remains discoverable for future programs.</w:t>
+      </w:r>
+    </w:p>
+    <w:p>
+      <w:r>
+        <w:t>Section 4: Department KPI performance. EMP097 contributes to ast emp097 03 through recurring collaboration, clear ownership boundaries, and measurable outcomes. The team captures decisions, open issues, and handoffs so that knowledge remains discoverable for future programs.</w:t>
       </w:r>
     </w:p>
     <w:sectPr>
